--- a/docs/briefs/2026-10-15-model-b/Model_B_One_Page_Brief.docx
+++ b/docs/briefs/2026-10-15-model-b/Model_B_One_Page_Brief.docx
@@ -7,7 +7,7 @@
         <w:pStyle w:val="Title"/>
       </w:pPr>
       <w:r>
-        <w:t>Model B simulation speedup</w:t>
+        <w:t>Model B speed and recovery</w:t>
       </w:r>
     </w:p>
     <w:p>
@@ -16,7 +16,7 @@
           <w:b w:val="0"/>
           <w:sz w:val="18"/>
         </w:rPr>
-        <w:t>Research brief for Dr Ratcliff  |  Aniket Chaudhari  |  15 October 2026</w:t>
+        <w:t>Updated research brief for Dr Ratcliff  |  Aniket Chaudhari  |  15 October 2026</w:t>
       </w:r>
     </w:p>
     <w:p>
@@ -24,7 +24,7 @@
         <w:rPr>
           <w:b w:val="0"/>
         </w:rPr>
-        <w:t>We added blockwise early stopping to Gowrish's existing JAX and K-L implementation. Model B forward simulation was 10.9 times faster on the tested H100 workload. The simulation result is reproducible; faster fitting at acceptable accuracy is still unproven.</w:t>
+        <w:t>Our early-stopping extension to Gowrish's JAX and K-L simulator made Model B simulation 10.90 times faster on the tested H100 workload. After repairing K-L noise assignment, the latest laptop fit returned 4.59% mean parameter error. It met the recovery target in one case, but missed the prediction-quality gate.</w:t>
       </w:r>
     </w:p>
     <w:p>
@@ -40,7 +40,7 @@
         <w:rPr>
           <w:b w:val="0"/>
         </w:rPr>
-        <w:t>The existing code generated noise fields through the full 400-step horizon. We generate 32-step blocks, check every step for the first decision, save finished trials, and repack only unfinished trials for the next block. The K-L approximation is unchanged.</w:t>
+        <w:t>The existing code generated noise fields through the full 400-step horizon. We generate 32-step blocks, check every step for the first decision, save finished trials, and repack unfinished trials. We also fixed random-weight assignment so each physical K-L component keeps its identity when basis columns change order. The basis and truncation are unchanged.</w:t>
       </w:r>
     </w:p>
     <w:p>
@@ -544,7 +544,7 @@
                 <w:color w:val="000000"/>
                 <w:sz w:val="18"/>
               </w:rPr>
-              <w:t>Laptop RTX 3060 simulation  K-L to early stop</w:t>
+              <w:t>Latest RTX 3060 pilot  repaired K-L</w:t>
             </w:r>
           </w:p>
         </w:tc>
@@ -577,7 +577,7 @@
                 <w:color w:val="000000"/>
                 <w:sz w:val="18"/>
               </w:rPr>
-              <w:t>90.85 s</w:t>
+              <w:t>93.89 s</w:t>
             </w:r>
           </w:p>
         </w:tc>
@@ -610,7 +610,7 @@
                 <w:color w:val="000000"/>
                 <w:sz w:val="18"/>
               </w:rPr>
-              <w:t>8.60 s</w:t>
+              <w:t>9.27 s</w:t>
             </w:r>
           </w:p>
         </w:tc>
@@ -643,7 +643,7 @@
                 <w:color w:val="000000"/>
                 <w:sz w:val="18"/>
               </w:rPr>
-              <w:t>10.56x</w:t>
+              <w:t>10.13x</w:t>
             </w:r>
           </w:p>
         </w:tc>
@@ -660,7 +660,7 @@
           <w:b w:val="0"/>
           <w:sz w:val="18"/>
         </w:rPr>
-        <w:t>These are different workloads and hardware comparisons; the speedup factors must not be multiplied. Historical Fortran timings provide context, but no exact overall Fortran-to-new-fit multiplier is established.</w:t>
+        <w:t>Different workloads and hardware: do not multiply these ratios. The latest laptop pilot used one timed call after two warm-ups; it is a simulation timing, not a fitting-speed estimate.</w:t>
       </w:r>
     </w:p>
     <w:p>
@@ -676,7 +676,459 @@
         <w:rPr>
           <w:b w:val="0"/>
         </w:rPr>
-        <w:t>H100: 9,000 trials per condition, two conditions, seven warmed timed calls with GPU completion waits. Across 12 random seeds, all 216,000 paired trial comparisons matched the full-horizon blocked control exactly in both choice and reaction time. Independent original-versus-new distribution screens passed at this parameter setting. The 95% timing bootstrap interval was 10.83-10.91x.</w:t>
+        <w:t>H100: 9,000 trials per condition, two conditions, seven warmed timed calls; 95% timing interval 10.83-10.91x. Across 12 seeds, all 216,000 paired choices and reaction times matched the full-horizon blocked control. The repaired laptop path passed ten GPU tests and 18,000 further exact trial pairs.</w:t>
+      </w:r>
+    </w:p>
+    <w:p>
+      <w:pPr>
+        <w:pStyle w:val="Heading1"/>
+      </w:pPr>
+      <w:r>
+        <w:t>Latest recovery test on the RTX 3060</w:t>
+      </w:r>
+    </w:p>
+    <w:tbl>
+      <w:tblPr>
+        <w:tblW w:type="auto" w:w="0"/>
+        <w:tblLayout w:type="fixed"/>
+        <w:tblLook w:firstColumn="1" w:firstRow="1" w:lastColumn="0" w:lastRow="0" w:noHBand="0" w:noVBand="1" w:val="04A0"/>
+      </w:tblPr>
+      <w:tblGrid>
+        <w:gridCol w:w="3240"/>
+        <w:gridCol w:w="1728"/>
+        <w:gridCol w:w="1584"/>
+        <w:gridCol w:w="3600"/>
+      </w:tblGrid>
+      <w:tr>
+        <w:trPr>
+          <w:cantSplit/>
+          <w:tblHeader/>
+        </w:trPr>
+        <w:tc>
+          <w:tcPr>
+            <w:tcW w:type="dxa" w:w="3240"/>
+            <w:vAlign w:val="center"/>
+            <w:tcBorders>
+              <w:top w:val="single" w:sz="5" w:color="D9D9D9"/>
+              <w:left w:val="single" w:sz="5" w:color="D9D9D9"/>
+              <w:bottom w:val="single" w:sz="5" w:color="D9D9D9"/>
+              <w:right w:val="single" w:sz="5" w:color="D9D9D9"/>
+            </w:tcBorders>
+            <w:shd w:fill="36434B"/>
+            <w:tcMar>
+              <w:top w:w="70" w:type="dxa"/>
+              <w:bottom w:w="70" w:type="dxa"/>
+              <w:left w:w="90" w:type="dxa"/>
+              <w:right w:w="90" w:type="dxa"/>
+            </w:tcMar>
+          </w:tcPr>
+          <w:p>
+            <w:pPr>
+              <w:spacing w:after="0" w:line="245" w:lineRule="auto"/>
+            </w:pPr>
+            <w:r>
+              <w:rPr>
+                <w:b/>
+                <w:color w:val="FFFFFF"/>
+                <w:sz w:val="18"/>
+              </w:rPr>
+              <w:t>Version</w:t>
+            </w:r>
+          </w:p>
+        </w:tc>
+        <w:tc>
+          <w:tcPr>
+            <w:tcW w:type="dxa" w:w="1728"/>
+            <w:vAlign w:val="center"/>
+            <w:tcBorders>
+              <w:top w:val="single" w:sz="5" w:color="D9D9D9"/>
+              <w:left w:val="single" w:sz="5" w:color="D9D9D9"/>
+              <w:bottom w:val="single" w:sz="5" w:color="D9D9D9"/>
+              <w:right w:val="single" w:sz="5" w:color="D9D9D9"/>
+            </w:tcBorders>
+            <w:shd w:fill="36434B"/>
+            <w:tcMar>
+              <w:top w:w="70" w:type="dxa"/>
+              <w:bottom w:w="70" w:type="dxa"/>
+              <w:left w:w="90" w:type="dxa"/>
+              <w:right w:w="90" w:type="dxa"/>
+            </w:tcMar>
+          </w:tcPr>
+          <w:p>
+            <w:pPr>
+              <w:spacing w:after="0" w:line="245" w:lineRule="auto"/>
+              <w:jc w:val="center"/>
+            </w:pPr>
+            <w:r>
+              <w:rPr>
+                <w:b/>
+                <w:color w:val="FFFFFF"/>
+                <w:sz w:val="18"/>
+              </w:rPr>
+              <w:t>Training time</w:t>
+            </w:r>
+          </w:p>
+        </w:tc>
+        <w:tc>
+          <w:tcPr>
+            <w:tcW w:type="dxa" w:w="1584"/>
+            <w:vAlign w:val="center"/>
+            <w:tcBorders>
+              <w:top w:val="single" w:sz="5" w:color="D9D9D9"/>
+              <w:left w:val="single" w:sz="5" w:color="D9D9D9"/>
+              <w:bottom w:val="single" w:sz="5" w:color="D9D9D9"/>
+              <w:right w:val="single" w:sz="5" w:color="D9D9D9"/>
+            </w:tcBorders>
+            <w:shd w:fill="36434B"/>
+            <w:tcMar>
+              <w:top w:w="70" w:type="dxa"/>
+              <w:bottom w:w="70" w:type="dxa"/>
+              <w:left w:w="90" w:type="dxa"/>
+              <w:right w:w="90" w:type="dxa"/>
+            </w:tcMar>
+          </w:tcPr>
+          <w:p>
+            <w:pPr>
+              <w:spacing w:after="0" w:line="245" w:lineRule="auto"/>
+              <w:jc w:val="center"/>
+            </w:pPr>
+            <w:r>
+              <w:rPr>
+                <w:b/>
+                <w:color w:val="FFFFFF"/>
+                <w:sz w:val="18"/>
+              </w:rPr>
+              <w:t>Mean error</w:t>
+            </w:r>
+          </w:p>
+        </w:tc>
+        <w:tc>
+          <w:tcPr>
+            <w:tcW w:type="dxa" w:w="3600"/>
+            <w:vAlign w:val="center"/>
+            <w:tcBorders>
+              <w:top w:val="single" w:sz="5" w:color="D9D9D9"/>
+              <w:left w:val="single" w:sz="5" w:color="D9D9D9"/>
+              <w:bottom w:val="single" w:sz="5" w:color="D9D9D9"/>
+              <w:right w:val="single" w:sz="5" w:color="D9D9D9"/>
+            </w:tcBorders>
+            <w:shd w:fill="36434B"/>
+            <w:tcMar>
+              <w:top w:w="70" w:type="dxa"/>
+              <w:bottom w:w="70" w:type="dxa"/>
+              <w:left w:w="90" w:type="dxa"/>
+              <w:right w:w="90" w:type="dxa"/>
+            </w:tcMar>
+          </w:tcPr>
+          <w:p>
+            <w:pPr>
+              <w:spacing w:after="0" w:line="245" w:lineRule="auto"/>
+              <w:jc w:val="center"/>
+            </w:pPr>
+            <w:r>
+              <w:rPr>
+                <w:b/>
+                <w:color w:val="FFFFFF"/>
+                <w:sz w:val="18"/>
+              </w:rPr>
+              <w:t>Search outcome</w:t>
+            </w:r>
+          </w:p>
+        </w:tc>
+      </w:tr>
+      <w:tr>
+        <w:trPr>
+          <w:cantSplit/>
+        </w:trPr>
+        <w:tc>
+          <w:tcPr>
+            <w:tcW w:type="dxa" w:w="3240"/>
+            <w:vAlign w:val="center"/>
+            <w:tcBorders>
+              <w:top w:val="single" w:sz="5" w:color="D9D9D9"/>
+              <w:left w:val="single" w:sz="5" w:color="D9D9D9"/>
+              <w:bottom w:val="single" w:sz="5" w:color="D9D9D9"/>
+              <w:right w:val="single" w:sz="5" w:color="D9D9D9"/>
+            </w:tcBorders>
+            <w:shd w:fill="FFFFFF"/>
+            <w:tcMar>
+              <w:top w:w="70" w:type="dxa"/>
+              <w:bottom w:w="70" w:type="dxa"/>
+              <w:left w:w="90" w:type="dxa"/>
+              <w:right w:w="90" w:type="dxa"/>
+            </w:tcMar>
+          </w:tcPr>
+          <w:p>
+            <w:pPr>
+              <w:spacing w:after="0" w:line="245" w:lineRule="auto"/>
+            </w:pPr>
+            <w:r>
+              <w:rPr>
+                <w:b w:val="0"/>
+                <w:color w:val="000000"/>
+                <w:sz w:val="18"/>
+              </w:rPr>
+              <w:t>Repaired original</w:t>
+            </w:r>
+          </w:p>
+        </w:tc>
+        <w:tc>
+          <w:tcPr>
+            <w:tcW w:type="dxa" w:w="1728"/>
+            <w:vAlign w:val="center"/>
+            <w:tcBorders>
+              <w:top w:val="single" w:sz="5" w:color="D9D9D9"/>
+              <w:left w:val="single" w:sz="5" w:color="D9D9D9"/>
+              <w:bottom w:val="single" w:sz="5" w:color="D9D9D9"/>
+              <w:right w:val="single" w:sz="5" w:color="D9D9D9"/>
+            </w:tcBorders>
+            <w:shd w:fill="FFFFFF"/>
+            <w:tcMar>
+              <w:top w:w="70" w:type="dxa"/>
+              <w:bottom w:w="70" w:type="dxa"/>
+              <w:left w:w="90" w:type="dxa"/>
+              <w:right w:w="90" w:type="dxa"/>
+            </w:tcMar>
+          </w:tcPr>
+          <w:p>
+            <w:pPr>
+              <w:spacing w:after="0" w:line="245" w:lineRule="auto"/>
+              <w:jc w:val="center"/>
+            </w:pPr>
+            <w:r>
+              <w:rPr>
+                <w:b w:val="0"/>
+                <w:color w:val="000000"/>
+                <w:sz w:val="18"/>
+              </w:rPr>
+              <w:t>135.3 min</w:t>
+            </w:r>
+          </w:p>
+        </w:tc>
+        <w:tc>
+          <w:tcPr>
+            <w:tcW w:type="dxa" w:w="1584"/>
+            <w:vAlign w:val="center"/>
+            <w:tcBorders>
+              <w:top w:val="single" w:sz="5" w:color="D9D9D9"/>
+              <w:left w:val="single" w:sz="5" w:color="D9D9D9"/>
+              <w:bottom w:val="single" w:sz="5" w:color="D9D9D9"/>
+              <w:right w:val="single" w:sz="5" w:color="D9D9D9"/>
+            </w:tcBorders>
+            <w:shd w:fill="FFFFFF"/>
+            <w:tcMar>
+              <w:top w:w="70" w:type="dxa"/>
+              <w:bottom w:w="70" w:type="dxa"/>
+              <w:left w:w="90" w:type="dxa"/>
+              <w:right w:w="90" w:type="dxa"/>
+            </w:tcMar>
+          </w:tcPr>
+          <w:p>
+            <w:pPr>
+              <w:spacing w:after="0" w:line="245" w:lineRule="auto"/>
+              <w:jc w:val="center"/>
+            </w:pPr>
+            <w:r>
+              <w:rPr>
+                <w:b w:val="0"/>
+                <w:color w:val="000000"/>
+                <w:sz w:val="18"/>
+              </w:rPr>
+              <w:t>7.96%</w:t>
+            </w:r>
+          </w:p>
+        </w:tc>
+        <w:tc>
+          <w:tcPr>
+            <w:tcW w:type="dxa" w:w="3600"/>
+            <w:vAlign w:val="center"/>
+            <w:tcBorders>
+              <w:top w:val="single" w:sz="5" w:color="D9D9D9"/>
+              <w:left w:val="single" w:sz="5" w:color="D9D9D9"/>
+              <w:bottom w:val="single" w:sz="5" w:color="D9D9D9"/>
+              <w:right w:val="single" w:sz="5" w:color="D9D9D9"/>
+            </w:tcBorders>
+            <w:shd w:fill="FFFFFF"/>
+            <w:tcMar>
+              <w:top w:w="70" w:type="dxa"/>
+              <w:bottom w:w="70" w:type="dxa"/>
+              <w:left w:w="90" w:type="dxa"/>
+              <w:right w:w="90" w:type="dxa"/>
+            </w:tcMar>
+          </w:tcPr>
+          <w:p>
+            <w:pPr>
+              <w:spacing w:after="0" w:line="245" w:lineRule="auto"/>
+              <w:jc w:val="center"/>
+            </w:pPr>
+            <w:r>
+              <w:rPr>
+                <w:b w:val="0"/>
+                <w:color w:val="000000"/>
+                <w:sz w:val="18"/>
+              </w:rPr>
+              <w:t>Time cap reached</w:t>
+            </w:r>
+          </w:p>
+        </w:tc>
+      </w:tr>
+      <w:tr>
+        <w:trPr>
+          <w:cantSplit/>
+        </w:trPr>
+        <w:tc>
+          <w:tcPr>
+            <w:tcW w:type="dxa" w:w="3240"/>
+            <w:vAlign w:val="center"/>
+            <w:tcBorders>
+              <w:top w:val="single" w:sz="5" w:color="D9D9D9"/>
+              <w:left w:val="single" w:sz="5" w:color="D9D9D9"/>
+              <w:bottom w:val="single" w:sz="5" w:color="D9D9D9"/>
+              <w:right w:val="single" w:sz="5" w:color="D9D9D9"/>
+            </w:tcBorders>
+            <w:shd w:fill="F3F5F6"/>
+            <w:tcMar>
+              <w:top w:w="70" w:type="dxa"/>
+              <w:bottom w:w="70" w:type="dxa"/>
+              <w:left w:w="90" w:type="dxa"/>
+              <w:right w:w="90" w:type="dxa"/>
+            </w:tcMar>
+          </w:tcPr>
+          <w:p>
+            <w:pPr>
+              <w:spacing w:after="0" w:line="245" w:lineRule="auto"/>
+            </w:pPr>
+            <w:r>
+              <w:rPr>
+                <w:b w:val="0"/>
+                <w:color w:val="000000"/>
+                <w:sz w:val="18"/>
+              </w:rPr>
+              <w:t>Repaired improvement 1</w:t>
+            </w:r>
+          </w:p>
+        </w:tc>
+        <w:tc>
+          <w:tcPr>
+            <w:tcW w:type="dxa" w:w="1728"/>
+            <w:vAlign w:val="center"/>
+            <w:tcBorders>
+              <w:top w:val="single" w:sz="5" w:color="D9D9D9"/>
+              <w:left w:val="single" w:sz="5" w:color="D9D9D9"/>
+              <w:bottom w:val="single" w:sz="5" w:color="D9D9D9"/>
+              <w:right w:val="single" w:sz="5" w:color="D9D9D9"/>
+            </w:tcBorders>
+            <w:shd w:fill="F3F5F6"/>
+            <w:tcMar>
+              <w:top w:w="70" w:type="dxa"/>
+              <w:bottom w:w="70" w:type="dxa"/>
+              <w:left w:w="90" w:type="dxa"/>
+              <w:right w:w="90" w:type="dxa"/>
+            </w:tcMar>
+          </w:tcPr>
+          <w:p>
+            <w:pPr>
+              <w:spacing w:after="0" w:line="245" w:lineRule="auto"/>
+              <w:jc w:val="center"/>
+            </w:pPr>
+            <w:r>
+              <w:rPr>
+                <w:b w:val="0"/>
+                <w:color w:val="000000"/>
+                <w:sz w:val="18"/>
+              </w:rPr>
+              <w:t>93.7 min</w:t>
+            </w:r>
+          </w:p>
+        </w:tc>
+        <w:tc>
+          <w:tcPr>
+            <w:tcW w:type="dxa" w:w="1584"/>
+            <w:vAlign w:val="center"/>
+            <w:tcBorders>
+              <w:top w:val="single" w:sz="5" w:color="D9D9D9"/>
+              <w:left w:val="single" w:sz="5" w:color="D9D9D9"/>
+              <w:bottom w:val="single" w:sz="5" w:color="D9D9D9"/>
+              <w:right w:val="single" w:sz="5" w:color="D9D9D9"/>
+            </w:tcBorders>
+            <w:shd w:fill="F3F5F6"/>
+            <w:tcMar>
+              <w:top w:w="70" w:type="dxa"/>
+              <w:bottom w:w="70" w:type="dxa"/>
+              <w:left w:w="90" w:type="dxa"/>
+              <w:right w:w="90" w:type="dxa"/>
+            </w:tcMar>
+          </w:tcPr>
+          <w:p>
+            <w:pPr>
+              <w:spacing w:after="0" w:line="245" w:lineRule="auto"/>
+              <w:jc w:val="center"/>
+            </w:pPr>
+            <w:r>
+              <w:rPr>
+                <w:b w:val="0"/>
+                <w:color w:val="000000"/>
+                <w:sz w:val="18"/>
+              </w:rPr>
+              <w:t>4.59%</w:t>
+            </w:r>
+          </w:p>
+        </w:tc>
+        <w:tc>
+          <w:tcPr>
+            <w:tcW w:type="dxa" w:w="3600"/>
+            <w:vAlign w:val="center"/>
+            <w:tcBorders>
+              <w:top w:val="single" w:sz="5" w:color="D9D9D9"/>
+              <w:left w:val="single" w:sz="5" w:color="D9D9D9"/>
+              <w:bottom w:val="single" w:sz="5" w:color="D9D9D9"/>
+              <w:right w:val="single" w:sz="5" w:color="D9D9D9"/>
+            </w:tcBorders>
+            <w:shd w:fill="F3F5F6"/>
+            <w:tcMar>
+              <w:top w:w="70" w:type="dxa"/>
+              <w:bottom w:w="70" w:type="dxa"/>
+              <w:left w:w="90" w:type="dxa"/>
+              <w:right w:w="90" w:type="dxa"/>
+            </w:tcMar>
+          </w:tcPr>
+          <w:p>
+            <w:pPr>
+              <w:spacing w:after="0" w:line="245" w:lineRule="auto"/>
+              <w:jc w:val="center"/>
+            </w:pPr>
+            <w:r>
+              <w:rPr>
+                <w:b w:val="0"/>
+                <w:color w:val="000000"/>
+                <w:sz w:val="18"/>
+              </w:rPr>
+              <w:t>Converged</w:t>
+            </w:r>
+          </w:p>
+        </w:tc>
+      </w:tr>
+    </w:tbl>
+    <w:p>
+      <w:pPr>
+        <w:spacing w:after="0"/>
+      </w:pPr>
+    </w:p>
+    <w:p>
+      <w:r>
+        <w:rPr>
+          <w:b w:val="0"/>
+          <w:sz w:val="19"/>
+        </w:rPr>
+        <w:t>One paired start began at 8.69% error. Both fitted with 9,000 trials per condition; other improvements were off. Fresh scoring at three keys gave median G2 80.30 for improvement 1 and 144.96 for original; both exceeded the provisional cutoff 40.34. Error averages twelve active parameters; it is not choice error.</w:t>
+      </w:r>
+    </w:p>
+    <w:p>
+      <w:pPr>
+        <w:pStyle w:val="Heading1"/>
+      </w:pPr>
+      <w:r>
+        <w:t>What we can claim and what remains</w:t>
       </w:r>
     </w:p>
     <w:p>
@@ -684,41 +1136,21 @@
         <w:rPr>
           <w:b w:val="0"/>
         </w:rPr>
-        <w:t>Laptop: three parameter settings and three seeds at 512 trials per condition gave 9,216 further exact paired comparisons and 8.94-10.78x simulation speedups. Settings, seeds, source fingerprints and hashed raw outputs are preserved.</w:t>
+        <w:t>The tested simulation gain is strong, and one repaired fit reached below 5% mean parameter error. Faster fitting at jointly acceptable recovery and prediction quality remains unproven. We can draft the simulation methods now; agree prediction tolerances, broaden parameter and seed coverage, and repeat quality-matched recovery tests before finalizing the paper's claims.</w:t>
       </w:r>
     </w:p>
     <w:p>
       <w:pPr>
-        <w:pStyle w:val="Heading1"/>
+        <w:spacing w:after="60"/>
       </w:pPr>
-      <w:r>
-        <w:t>What remains before publication</w:t>
-      </w:r>
-    </w:p>
-    <w:p>
-      <w:r>
-        <w:rPr>
-          <w:b w:val="0"/>
-        </w:rPr>
-        <w:t>All eight laptop fits missed the accuracy target. CPU replay confirmed flat search plateaus, and diagnostics found noisy 512-trial scores and K-L coefficient reassignment under tiny parameter changes. June's recovery example started at 3.32% error, already below today's 5% recovery threshold. Repairing these fitting limitations still requires recovery tests.</w:t>
-      </w:r>
-    </w:p>
-    <w:p>
-      <w:r>
-        <w:rPr>
-          <w:b w:val="0"/>
-        </w:rPr>
-        <w:t>We can start a Model B simulation-methods draft now. Before finalizing its claims, agree scientific tolerances, expand parameter and boundary-case checks, and repeat matched benchmarks from a frozen version. A claim about faster accurate fitting additionally needs successful, quality-matched recovery studies.</w:t>
-      </w:r>
-    </w:p>
-    <w:p>
-      <w:r>
-        <w:rPr>
-          <w:b w:val="0"/>
-          <w:sz w:val="18"/>
-        </w:rPr>
-        <w:t>Evidence and methods are documented in the accompanying report. The current result supports tested simulation acceleration, not universal equivalence or a new diffusion model.</w:t>
-      </w:r>
+      <w:hyperlink r:id="rId10">
+        <w:r>
+          <w:rPr>
+            <w:color w:val="24596B"/>
+          </w:rPr>
+          <w:t>Latest results and verified raw evidence  |  companion report gives methods and limitations</w:t>
+        </w:r>
+      </w:hyperlink>
     </w:p>
     <w:sectPr>
       <w:pgSz w:w="12240" w:h="15840"/>
